--- a/formula/formula.docx
+++ b/formula/formula.docx
@@ -33,8 +33,68 @@
           <m:jc m:val="center"/>
         </m:oMathParaPr>
         <m:oMath>
+          <m:sSub>
+            <m:e>
+              <m:r>
+                <m:t>H</m:t>
+              </m:r>
+            </m:e>
+            <m:sub>
+              <m:r>
+                <m:t>0</m:t>
+              </m:r>
+            </m:sub>
+          </m:sSub>
           <m:r>
-            <m:t>A</m:t>
+            <m:rPr>
+              <m:sty m:val="p"/>
+            </m:rPr>
+            <m:t>:</m:t>
+          </m:r>
+          <m:r>
+            <m:t>x</m:t>
+          </m:r>
+          <m:r>
+            <m:rPr>
+              <m:sty m:val="p"/>
+            </m:rPr>
+            <m:t>⇏</m:t>
+          </m:r>
+          <m:r>
+            <m:t>y</m:t>
+          </m:r>
+        </m:oMath>
+      </m:oMathPara>
+    </w:p>
+    <w:p>
+      <w:pPr>
+        <w:pStyle w:val="Normal"/>
+      </w:pPr>
+      <m:oMathPara>
+        <m:oMathParaPr>
+          <m:jc m:val="center"/>
+        </m:oMathParaPr>
+        <m:oMath>
+          <m:sSub>
+            <m:e>
+              <m:r>
+                <m:t>H</m:t>
+              </m:r>
+            </m:e>
+            <m:sub>
+              <m:r>
+                <m:t>1</m:t>
+              </m:r>
+            </m:sub>
+          </m:sSub>
+          <m:r>
+            <m:rPr>
+              <m:sty m:val="p"/>
+            </m:rPr>
+            <m:t>:</m:t>
+          </m:r>
+          <m:r>
+            <m:t>x</m:t>
           </m:r>
           <m:r>
             <m:rPr>
@@ -43,7 +103,7 @@
             <m:t>⇒</m:t>
           </m:r>
           <m:r>
-            <m:t>B</m:t>
+            <m:t>y</m:t>
           </m:r>
         </m:oMath>
       </m:oMathPara>

--- a/formula/formula.docx
+++ b/formula/formula.docx
@@ -107,6 +107,60 @@
           </m:r>
         </m:oMath>
       </m:oMathPara>
+    </w:p>
+    <w:p>
+      <w:pPr>
+        <w:pStyle w:val="Normal"/>
+      </w:pPr>
+      <w:r>
+        <w:t xml:space="preserve">a Intersectional cardinality(</w:t>
+      </w:r>
+      <m:oMath>
+        <m:sSub>
+          <m:e>
+            <m:r>
+              <m:t>H</m:t>
+            </m:r>
+          </m:e>
+          <m:sub>
+            <m:r>
+              <m:t>1</m:t>
+            </m:r>
+          </m:sub>
+        </m:sSub>
+      </m:oMath>
+      <w:r>
+        <w:t xml:space="preserve">)</w:t>
+      </w:r>
+      <w:r>
+        <w:t xml:space="preserve"> </w:t>
+      </w:r>
+      <w:r>
+        <w:t xml:space="preserve">b Intersectional cardinality(</w:t>
+      </w:r>
+      <m:oMath>
+        <m:sSub>
+          <m:e>
+            <m:r>
+              <m:t>H</m:t>
+            </m:r>
+          </m:e>
+          <m:sub>
+            <m:r>
+              <m:t>0</m:t>
+            </m:r>
+          </m:sub>
+        </m:sSub>
+      </m:oMath>
+      <w:r>
+        <w:t xml:space="preserve">)</w:t>
+      </w:r>
+      <w:r>
+        <w:t xml:space="preserve"> </w:t>
+      </w:r>
+      <w:r>
+        <w:t xml:space="preserve">c Intersectional cardinality curve</w:t>
+      </w:r>
     </w:p>
     <w:sectPr>
       <w:footerReference r:id="rId10" w:type="even"/>

--- a/formula/formula.docx
+++ b/formula/formula.docx
@@ -107,60 +107,6 @@
           </m:r>
         </m:oMath>
       </m:oMathPara>
-    </w:p>
-    <w:p>
-      <w:pPr>
-        <w:pStyle w:val="Normal"/>
-      </w:pPr>
-      <w:r>
-        <w:t xml:space="preserve">a Intersectional cardinality(</w:t>
-      </w:r>
-      <m:oMath>
-        <m:sSub>
-          <m:e>
-            <m:r>
-              <m:t>H</m:t>
-            </m:r>
-          </m:e>
-          <m:sub>
-            <m:r>
-              <m:t>1</m:t>
-            </m:r>
-          </m:sub>
-        </m:sSub>
-      </m:oMath>
-      <w:r>
-        <w:t xml:space="preserve">)</w:t>
-      </w:r>
-      <w:r>
-        <w:t xml:space="preserve"> </w:t>
-      </w:r>
-      <w:r>
-        <w:t xml:space="preserve">b Intersectional cardinality(</w:t>
-      </w:r>
-      <m:oMath>
-        <m:sSub>
-          <m:e>
-            <m:r>
-              <m:t>H</m:t>
-            </m:r>
-          </m:e>
-          <m:sub>
-            <m:r>
-              <m:t>0</m:t>
-            </m:r>
-          </m:sub>
-        </m:sSub>
-      </m:oMath>
-      <w:r>
-        <w:t xml:space="preserve">)</w:t>
-      </w:r>
-      <w:r>
-        <w:t xml:space="preserve"> </w:t>
-      </w:r>
-      <w:r>
-        <w:t xml:space="preserve">c Intersectional cardinality curve</w:t>
-      </w:r>
     </w:p>
     <w:sectPr>
       <w:footerReference r:id="rId10" w:type="even"/>

--- a/formula/formula.docx
+++ b/formula/formula.docx
@@ -104,6 +104,420 @@
           </m:r>
           <m:r>
             <m:t>y</m:t>
+          </m:r>
+        </m:oMath>
+      </m:oMathPara>
+    </w:p>
+    <w:p>
+      <w:pPr>
+        <w:pStyle w:val="Normal"/>
+      </w:pPr>
+      <m:oMathPara>
+        <m:oMathParaPr>
+          <m:jc m:val="center"/>
+        </m:oMathParaPr>
+        <m:oMath>
+          <m:sSub>
+            <m:e>
+              <m:r>
+                <m:t>h</m:t>
+              </m:r>
+            </m:e>
+            <m:sub>
+              <m:r>
+                <m:t>s</m:t>
+              </m:r>
+              <m:d>
+                <m:dPr>
+                  <m:begChr m:val="("/>
+                  <m:endChr m:val=")"/>
+                  <m:sepChr m:val=""/>
+                  <m:grow/>
+                </m:dPr>
+                <m:e>
+                  <m:r>
+                    <m:t>1</m:t>
+                  </m:r>
+                </m:e>
+              </m:d>
+            </m:sub>
+          </m:sSub>
+          <m:d>
+            <m:dPr>
+              <m:begChr m:val="("/>
+              <m:endChr m:val=")"/>
+              <m:sepChr m:val=""/>
+              <m:grow/>
+            </m:dPr>
+            <m:e>
+              <m:sSub>
+                <m:e>
+                  <m:r>
+                    <m:t>x</m:t>
+                  </m:r>
+                </m:e>
+                <m:sub>
+                  <m:r>
+                    <m:t>i</m:t>
+                  </m:r>
+                </m:sub>
+              </m:sSub>
+            </m:e>
+          </m:d>
+          <m:r>
+            <m:rPr>
+              <m:sty m:val="p"/>
+            </m:rPr>
+            <m:t>=</m:t>
+          </m:r>
+          <m:d>
+            <m:dPr>
+              <m:begChr m:val="("/>
+              <m:endChr m:val=")"/>
+              <m:sepChr m:val=""/>
+              <m:grow/>
+            </m:dPr>
+            <m:e>
+              <m:r>
+                <m:t>1145</m:t>
+              </m:r>
+              <m:r>
+                <m:rPr>
+                  <m:sty m:val="p"/>
+                </m:rPr>
+                <m:t>+</m:t>
+              </m:r>
+              <m:r>
+                <m:t>749</m:t>
+              </m:r>
+              <m:r>
+                <m:rPr>
+                  <m:sty m:val="p"/>
+                </m:rPr>
+                <m:t>+</m:t>
+              </m:r>
+              <m:r>
+                <m:t>625</m:t>
+              </m:r>
+              <m:r>
+                <m:rPr>
+                  <m:sty m:val="p"/>
+                </m:rPr>
+                <m:t>+</m:t>
+              </m:r>
+              <m:r>
+                <m:t>972</m:t>
+              </m:r>
+              <m:r>
+                <m:rPr>
+                  <m:sty m:val="p"/>
+                </m:rPr>
+                <m:t>+</m:t>
+              </m:r>
+              <m:r>
+                <m:t>749</m:t>
+              </m:r>
+            </m:e>
+          </m:d>
+          <m:r>
+            <m:rPr>
+              <m:sty m:val="p"/>
+            </m:rPr>
+            <m:t>/</m:t>
+          </m:r>
+          <m:r>
+            <m:t>5</m:t>
+          </m:r>
+          <m:r>
+            <m:rPr>
+              <m:sty m:val="p"/>
+            </m:rPr>
+            <m:t>=</m:t>
+          </m:r>
+          <m:r>
+            <m:t>848</m:t>
+          </m:r>
+        </m:oMath>
+      </m:oMathPara>
+    </w:p>
+    <w:p>
+      <w:pPr>
+        <w:pStyle w:val="Normal"/>
+      </w:pPr>
+      <m:oMathPara>
+        <m:oMathParaPr>
+          <m:jc m:val="center"/>
+        </m:oMathParaPr>
+        <m:oMath>
+          <m:sSub>
+            <m:e>
+              <m:r>
+                <m:t>h</m:t>
+              </m:r>
+            </m:e>
+            <m:sub>
+              <m:r>
+                <m:t>s</m:t>
+              </m:r>
+              <m:d>
+                <m:dPr>
+                  <m:begChr m:val="("/>
+                  <m:endChr m:val=")"/>
+                  <m:sepChr m:val=""/>
+                  <m:grow/>
+                </m:dPr>
+                <m:e>
+                  <m:r>
+                    <m:t>2</m:t>
+                  </m:r>
+                </m:e>
+              </m:d>
+            </m:sub>
+          </m:sSub>
+          <m:d>
+            <m:dPr>
+              <m:begChr m:val="("/>
+              <m:endChr m:val=")"/>
+              <m:sepChr m:val=""/>
+              <m:grow/>
+            </m:dPr>
+            <m:e>
+              <m:sSub>
+                <m:e>
+                  <m:r>
+                    <m:t>x</m:t>
+                  </m:r>
+                </m:e>
+                <m:sub>
+                  <m:r>
+                    <m:t>i</m:t>
+                  </m:r>
+                </m:sub>
+              </m:sSub>
+            </m:e>
+          </m:d>
+          <m:r>
+            <m:rPr>
+              <m:sty m:val="p"/>
+            </m:rPr>
+            <m:t>=</m:t>
+          </m:r>
+          <m:d>
+            <m:dPr>
+              <m:begChr m:val="("/>
+              <m:endChr m:val=")"/>
+              <m:sepChr m:val=""/>
+              <m:grow/>
+            </m:dPr>
+            <m:e>
+              <m:r>
+                <m:t>430</m:t>
+              </m:r>
+              <m:r>
+                <m:rPr>
+                  <m:sty m:val="p"/>
+                </m:rPr>
+                <m:t>+</m:t>
+              </m:r>
+              <m:r>
+                <m:t>692</m:t>
+              </m:r>
+              <m:r>
+                <m:rPr>
+                  <m:sty m:val="p"/>
+                </m:rPr>
+                <m:t>+</m:t>
+              </m:r>
+              <m:r>
+                <m:t>885</m:t>
+              </m:r>
+              <m:r>
+                <m:rPr>
+                  <m:sty m:val="p"/>
+                </m:rPr>
+                <m:t>+</m:t>
+              </m:r>
+              <m:r>
+                <m:t>387</m:t>
+              </m:r>
+              <m:r>
+                <m:rPr>
+                  <m:sty m:val="p"/>
+                </m:rPr>
+                <m:t>+</m:t>
+              </m:r>
+              <m:r>
+                <m:t>688</m:t>
+              </m:r>
+              <m:r>
+                <m:rPr>
+                  <m:sty m:val="p"/>
+                </m:rPr>
+                <m:t>+</m:t>
+              </m:r>
+              <m:r>
+                <m:t>479</m:t>
+              </m:r>
+            </m:e>
+          </m:d>
+          <m:r>
+            <m:rPr>
+              <m:sty m:val="p"/>
+            </m:rPr>
+            <m:t>/</m:t>
+          </m:r>
+          <m:r>
+            <m:t>6</m:t>
+          </m:r>
+          <m:r>
+            <m:rPr>
+              <m:sty m:val="p"/>
+            </m:rPr>
+            <m:t>=</m:t>
+          </m:r>
+          <m:r>
+            <m:t>593.5</m:t>
+          </m:r>
+        </m:oMath>
+      </m:oMathPara>
+    </w:p>
+    <w:p>
+      <w:pPr>
+        <w:pStyle w:val="Normal"/>
+      </w:pPr>
+      <m:oMathPara>
+        <m:oMathParaPr>
+          <m:jc m:val="center"/>
+        </m:oMathParaPr>
+        <m:oMath>
+          <m:sSub>
+            <m:e>
+              <m:r>
+                <m:t>h</m:t>
+              </m:r>
+            </m:e>
+            <m:sub>
+              <m:r>
+                <m:t>s</m:t>
+              </m:r>
+              <m:d>
+                <m:dPr>
+                  <m:begChr m:val="("/>
+                  <m:endChr m:val=")"/>
+                  <m:sepChr m:val=""/>
+                  <m:grow/>
+                </m:dPr>
+                <m:e>
+                  <m:r>
+                    <m:t>3</m:t>
+                  </m:r>
+                </m:e>
+              </m:d>
+            </m:sub>
+          </m:sSub>
+          <m:d>
+            <m:dPr>
+              <m:begChr m:val="("/>
+              <m:endChr m:val=")"/>
+              <m:sepChr m:val=""/>
+              <m:grow/>
+            </m:dPr>
+            <m:e>
+              <m:sSub>
+                <m:e>
+                  <m:r>
+                    <m:t>x</m:t>
+                  </m:r>
+                </m:e>
+                <m:sub>
+                  <m:r>
+                    <m:t>i</m:t>
+                  </m:r>
+                </m:sub>
+              </m:sSub>
+            </m:e>
+          </m:d>
+          <m:r>
+            <m:rPr>
+              <m:sty m:val="p"/>
+            </m:rPr>
+            <m:t>=</m:t>
+          </m:r>
+          <m:d>
+            <m:dPr>
+              <m:begChr m:val="("/>
+              <m:endChr m:val=")"/>
+              <m:sepChr m:val=""/>
+              <m:grow/>
+            </m:dPr>
+            <m:e>
+              <m:r>
+                <m:t>698</m:t>
+              </m:r>
+              <m:r>
+                <m:rPr>
+                  <m:sty m:val="p"/>
+                </m:rPr>
+                <m:t>+</m:t>
+              </m:r>
+              <m:r>
+                <m:t>734</m:t>
+              </m:r>
+              <m:r>
+                <m:rPr>
+                  <m:sty m:val="p"/>
+                </m:rPr>
+                <m:t>+</m:t>
+              </m:r>
+              <m:r>
+                <m:t>859</m:t>
+              </m:r>
+              <m:r>
+                <m:rPr>
+                  <m:sty m:val="p"/>
+                </m:rPr>
+                <m:t>+</m:t>
+              </m:r>
+              <m:r>
+                <m:t>225</m:t>
+              </m:r>
+              <m:r>
+                <m:rPr>
+                  <m:sty m:val="p"/>
+                </m:rPr>
+                <m:t>+</m:t>
+              </m:r>
+              <m:r>
+                <m:t>323</m:t>
+              </m:r>
+              <m:r>
+                <m:rPr>
+                  <m:sty m:val="p"/>
+                </m:rPr>
+                <m:t>+</m:t>
+              </m:r>
+              <m:r>
+                <m:t>357</m:t>
+              </m:r>
+            </m:e>
+          </m:d>
+          <m:r>
+            <m:rPr>
+              <m:sty m:val="p"/>
+            </m:rPr>
+            <m:t>/</m:t>
+          </m:r>
+          <m:r>
+            <m:t>6</m:t>
+          </m:r>
+          <m:r>
+            <m:rPr>
+              <m:sty m:val="p"/>
+            </m:rPr>
+            <m:t>≈</m:t>
+          </m:r>
+          <m:r>
+            <m:t>532.67</m:t>
           </m:r>
         </m:oMath>
       </m:oMathPara>
